--- a/6 семестр/ТПР/ЛР 6/ТПР ЛР 6.docx
+++ b/6 семестр/ТПР/ЛР 6/ТПР ЛР 6.docx
@@ -1,6 +1,6 @@
 
 <file path=word/document.xml><?xml version="1.0" encoding="utf-8"?>
-<w:document xmlns:wpc="http://schemas.microsoft.com/office/word/2010/wordprocessingCanvas" xmlns:cx="http://schemas.microsoft.com/office/drawing/2014/chartex" xmlns:cx1="http://schemas.microsoft.com/office/drawing/2015/9/8/chartex" xmlns:cx2="http://schemas.microsoft.com/office/drawing/2015/10/21/chartex" xmlns:cx3="http://schemas.microsoft.com/office/drawing/2016/5/9/chartex" xmlns:cx4="http://schemas.microsoft.com/office/drawing/2016/5/10/chartex" xmlns:cx5="http://schemas.microsoft.com/office/drawing/2016/5/11/chartex" xmlns:cx6="http://schemas.microsoft.com/office/drawing/2016/5/12/chartex" xmlns:cx7="http://schemas.microsoft.com/office/drawing/2016/5/13/chartex" xmlns:cx8="http://schemas.microsoft.com/office/drawing/2016/5/14/chartex" xmlns:mc="http://schemas.openxmlformats.org/markup-compatibility/2006" xmlns:aink="http://schemas.microsoft.com/office/drawing/2016/ink" xmlns:am3d="http://schemas.microsoft.com/office/drawing/2017/model3d" xmlns:o="urn:schemas-microsoft-com:office:office" xmlns:oel="http://schemas.microsoft.com/office/2019/extlst" xmlns:r="http://schemas.openxmlformats.org/officeDocument/2006/relationships" xmlns:m="http://schemas.openxmlformats.org/officeDocument/2006/math" xmlns:v="urn:schemas-microsoft-com:vml" xmlns:wp14="http://schemas.microsoft.com/office/word/2010/wordprocessingDrawing" xmlns:wp="http://schemas.openxmlformats.org/drawingml/2006/wordprocessingDrawing" xmlns:w10="urn:schemas-microsoft-com:office:word" xmlns:w="http://schemas.openxmlformats.org/wordprocessingml/2006/main" xmlns:w14="http://schemas.microsoft.com/office/word/2010/wordml" xmlns:w15="http://schemas.microsoft.com/office/word/2012/wordml" xmlns:w16cex="http://schemas.microsoft.com/office/word/2018/wordml/cex" xmlns:w16cid="http://schemas.microsoft.com/office/word/2016/wordml/cid" xmlns:w16="http://schemas.microsoft.com/office/word/2018/wordml" xmlns:w16du="http://schemas.microsoft.com/office/word/2023/wordml/word16du" xmlns:w16sdtdh="http://schemas.microsoft.com/office/word/2020/wordml/sdtdatahash" xmlns:w16se="http://schemas.microsoft.com/office/word/2015/wordml/symex" xmlns:wpg="http://schemas.microsoft.com/office/word/2010/wordprocessingGroup" xmlns:wpi="http://schemas.microsoft.com/office/word/2010/wordprocessingInk" xmlns:wne="http://schemas.microsoft.com/office/word/2006/wordml" xmlns:wps="http://schemas.microsoft.com/office/word/2010/wordprocessingShape" mc:Ignorable="w14 w15 w16se w16cid w16 w16cex w16sdtdh w16du wp14">
+<w:document xmlns:wpc="http://schemas.microsoft.com/office/word/2010/wordprocessingCanvas" xmlns:cx="http://schemas.microsoft.com/office/drawing/2014/chartex" xmlns:cx1="http://schemas.microsoft.com/office/drawing/2015/9/8/chartex" xmlns:cx2="http://schemas.microsoft.com/office/drawing/2015/10/21/chartex" xmlns:cx3="http://schemas.microsoft.com/office/drawing/2016/5/9/chartex" xmlns:cx4="http://schemas.microsoft.com/office/drawing/2016/5/10/chartex" xmlns:cx5="http://schemas.microsoft.com/office/drawing/2016/5/11/chartex" xmlns:cx6="http://schemas.microsoft.com/office/drawing/2016/5/12/chartex" xmlns:cx7="http://schemas.microsoft.com/office/drawing/2016/5/13/chartex" xmlns:cx8="http://schemas.microsoft.com/office/drawing/2016/5/14/chartex" xmlns:mc="http://schemas.openxmlformats.org/markup-compatibility/2006" xmlns:aink="http://schemas.microsoft.com/office/drawing/2016/ink" xmlns:am3d="http://schemas.microsoft.com/office/drawing/2017/model3d" xmlns:o="urn:schemas-microsoft-com:office:office" xmlns:oel="http://schemas.microsoft.com/office/2019/extlst" xmlns:r="http://schemas.openxmlformats.org/officeDocument/2006/relationships" xmlns:m="http://schemas.openxmlformats.org/officeDocument/2006/math" xmlns:v="urn:schemas-microsoft-com:vml" xmlns:wp14="http://schemas.microsoft.com/office/word/2010/wordprocessingDrawing" xmlns:wp="http://schemas.openxmlformats.org/drawingml/2006/wordprocessingDrawing" xmlns:w10="urn:schemas-microsoft-com:office:word" xmlns:w="http://schemas.openxmlformats.org/wordprocessingml/2006/main" xmlns:w14="http://schemas.microsoft.com/office/word/2010/wordml" xmlns:w15="http://schemas.microsoft.com/office/word/2012/wordml" xmlns:w16cex="http://schemas.microsoft.com/office/word/2018/wordml/cex" xmlns:w16cid="http://schemas.microsoft.com/office/word/2016/wordml/cid" xmlns:w16="http://schemas.microsoft.com/office/word/2018/wordml" xmlns:w16du="http://schemas.microsoft.com/office/word/2023/wordml/word16du" xmlns:w16sdtdh="http://schemas.microsoft.com/office/word/2020/wordml/sdtdatahash" xmlns:w16sdtfl="http://schemas.microsoft.com/office/word/2024/wordml/sdtformatlock" xmlns:w16se="http://schemas.microsoft.com/office/word/2015/wordml/symex" xmlns:wpg="http://schemas.microsoft.com/office/word/2010/wordprocessingGroup" xmlns:wpi="http://schemas.microsoft.com/office/word/2010/wordprocessingInk" xmlns:wne="http://schemas.microsoft.com/office/word/2006/wordml" xmlns:wps="http://schemas.microsoft.com/office/word/2010/wordprocessingShape" mc:Ignorable="w14 w15 w16se w16cid w16 w16cex w16sdtdh w16sdtfl w16du wp14">
   <w:body>
     <w:p>
       <w:pPr>
@@ -448,10 +448,7 @@
     <w:p/>
     <w:p>
       <w:r>
-        <w:t>И</w:t>
-      </w:r>
-      <w:r>
-        <w:t>сследовать применение аппарата метода анализа иерархий при</w:t>
+        <w:t>Исследовать применение аппарата метода анализа иерархий при</w:t>
       </w:r>
       <w:r>
         <w:t xml:space="preserve"> </w:t>
@@ -479,11 +476,6 @@
     </w:p>
     <w:p/>
     <w:p>
-      <w:pPr>
-        <w:rPr>
-          <w:lang w:val="en-US"/>
-        </w:rPr>
-      </w:pPr>
       <w:r>
         <w:rPr>
           <w:b/>
@@ -492,103 +484,25 @@
         <w:t>Вариант 3</w:t>
       </w:r>
       <w:r>
-        <w:t>. В процессе дипломного проектирования возникает необходимость выбора</w:t>
-      </w:r>
-      <w:r>
-        <w:t xml:space="preserve"> </w:t>
-      </w:r>
-      <w:r>
-        <w:t>темы дипломного проекта. (дипломный руководитель предлагает несколько тем на выбор).</w:t>
-      </w:r>
-      <w:r>
-        <w:t xml:space="preserve"> </w:t>
-      </w:r>
-      <w:r>
-        <w:t>Цель принятия решений состоит в выборе темы для дипломного проектирования из</w:t>
-      </w:r>
-      <w:r>
-        <w:t xml:space="preserve"> </w:t>
-      </w:r>
-      <w:r>
-        <w:t xml:space="preserve">предлагаемого перечня. </w:t>
+        <w:t xml:space="preserve">. В процессе дипломного проектирования возникает необходимость выбора темы дипломного проекта. (дипломный руководитель предлагает несколько тем на выбор). Цель принятия решений состоит в выборе темы для дипломного проектирования из предлагаемого перечня. </w:t>
       </w:r>
     </w:p>
     <w:p>
       <w:r>
-        <w:t>Характеристиками (критериями), соответствующими свойствам</w:t>
-      </w:r>
-      <w:r>
-        <w:t xml:space="preserve"> </w:t>
-      </w:r>
-      <w:r>
-        <w:t>решений, являются</w:t>
-      </w:r>
-      <w:r>
-        <w:t>: сложность материала, положенного в основу темы дипломного проект</w:t>
-      </w:r>
-      <w:r>
-        <w:t>а</w:t>
-      </w:r>
-      <w:r>
-        <w:t>;</w:t>
-      </w:r>
-      <w:r>
-        <w:t xml:space="preserve"> </w:t>
-      </w:r>
-      <w:r>
-        <w:t>наличие знаний по материалу, на основе которого реализуется дипломный проект;</w:t>
-      </w:r>
-      <w:r>
-        <w:t xml:space="preserve"> </w:t>
-      </w:r>
-      <w:r>
-        <w:t>возможность использования знаний, полученных при дипломном проектировании</w:t>
-      </w:r>
-      <w:r>
-        <w:t xml:space="preserve"> </w:t>
-      </w:r>
-      <w:r>
-        <w:t>по</w:t>
-      </w:r>
-      <w:r>
-        <w:t xml:space="preserve"> </w:t>
-      </w:r>
-      <w:r>
-        <w:t>выбранной теме, в дальнейшей деятельности; наличие свободного времени для реализации</w:t>
-      </w:r>
-      <w:r>
-        <w:t xml:space="preserve"> </w:t>
-      </w:r>
-      <w:r>
-        <w:t xml:space="preserve">выбранной темы дипломного проекта. </w:t>
+        <w:t>Характеристиками (критериями), соответствующими свойствам решений, являются</w:t>
+      </w:r>
+      <w:r>
+        <w:t xml:space="preserve">: сложность материала, положенного в основу темы дипломного проекта; наличие знаний по материалу, на основе которого реализуется дипломный проект; возможность использования знаний, полученных при дипломном проектировании по выбранной теме, в дальнейшей деятельности; наличие свободного времени для реализации выбранной темы дипломного проекта. </w:t>
       </w:r>
     </w:p>
     <w:p>
       <w:r>
-        <w:t>Для реализации выбора необходимо сформировать</w:t>
-      </w:r>
-      <w:r>
-        <w:t xml:space="preserve"> </w:t>
-      </w:r>
-      <w:r>
-        <w:t>требуемые матрицы парных сравнений и реализовать процедуру принятия решений.</w:t>
+        <w:t>Для реализации выбора необходимо сформировать требуемые матрицы парных сравнений и реализовать процедуру принятия решений.</w:t>
       </w:r>
     </w:p>
     <w:p>
       <w:r>
-        <w:t>Д</w:t>
-      </w:r>
-      <w:r>
-        <w:t>ля определения значений элементов собственных векторов матриц парных сравнений</w:t>
-      </w:r>
-      <w:r>
-        <w:t xml:space="preserve"> </w:t>
-      </w:r>
-      <w:r>
-        <w:t xml:space="preserve">использовать </w:t>
-      </w:r>
-      <w:r>
-        <w:t xml:space="preserve">следующий метод: </w:t>
+        <w:t xml:space="preserve">Для определения значений элементов собственных векторов матриц парных сравнений использовать следующий метод: </w:t>
       </w:r>
     </w:p>
     <w:p>
@@ -605,10 +519,7 @@
         </w:rPr>
       </w:pPr>
       <w:r>
-        <w:t>Выполнить суммирование элементов каждого столбца и определить величины, обратные каждой из полученных сумм</w:t>
-      </w:r>
-      <w:r>
-        <w:t>;</w:t>
+        <w:t>Выполнить суммирование элементов каждого столбца и определить величины, обратные каждой из полученных сумм;</w:t>
       </w:r>
     </w:p>
     <w:p>
@@ -643,9 +554,6 @@
         <w:spacing w:after="200" w:line="276" w:lineRule="auto"/>
         <w:ind w:firstLine="0"/>
         <w:jc w:val="center"/>
-        <w:rPr>
-          <w:lang w:val="en-US"/>
-        </w:rPr>
       </w:pPr>
     </w:p>
     <w:p>
@@ -653,9 +561,6 @@
         <w:spacing w:after="200" w:line="276" w:lineRule="auto"/>
         <w:ind w:firstLine="0"/>
         <w:jc w:val="center"/>
-        <w:rPr>
-          <w:lang w:val="en-US"/>
-        </w:rPr>
       </w:pPr>
     </w:p>
     <w:p>
@@ -2264,6 +2169,9 @@
         <w:jc w:val="center"/>
       </w:pPr>
       <w:r>
+        <w:rPr>
+          <w:noProof/>
+        </w:rPr>
         <w:lastRenderedPageBreak/>
         <w:drawing>
           <wp:inline distT="0" distB="0" distL="0" distR="0" wp14:anchorId="613F59C1" wp14:editId="3B881169">
@@ -2491,6 +2399,9 @@
         <w:jc w:val="center"/>
       </w:pPr>
       <w:r>
+        <w:rPr>
+          <w:noProof/>
+        </w:rPr>
         <w:drawing>
           <wp:inline distT="0" distB="0" distL="0" distR="0" wp14:anchorId="6ABC30CA" wp14:editId="59ABF9FC">
             <wp:extent cx="2908300" cy="2508808"/>
@@ -2686,14 +2597,7 @@
                   <w:rFonts w:ascii="Cambria Math" w:hAnsi="Cambria Math"/>
                   <w:lang w:val="en-US"/>
                 </w:rPr>
-                <m:t>1</m:t>
-              </m:r>
-              <m:r>
-                <w:rPr>
-                  <w:rFonts w:ascii="Cambria Math" w:hAnsi="Cambria Math"/>
-                  <w:lang w:val="en-US"/>
-                </w:rPr>
-                <m:t>2</m:t>
+                <m:t>12</m:t>
               </m:r>
             </m:sub>
           </m:sSub>
@@ -2722,14 +2626,7 @@
                   <w:rFonts w:ascii="Cambria Math" w:hAnsi="Cambria Math"/>
                   <w:lang w:val="en-US"/>
                 </w:rPr>
-                <m:t>2</m:t>
-              </m:r>
-              <m:r>
-                <w:rPr>
-                  <w:rFonts w:ascii="Cambria Math" w:hAnsi="Cambria Math"/>
-                  <w:lang w:val="en-US"/>
-                </w:rPr>
-                <m:t>1</m:t>
+                <m:t>21</m:t>
               </m:r>
             </m:sub>
             <m:sup>
@@ -2774,14 +2671,7 @@
                   <w:rFonts w:ascii="Cambria Math" w:hAnsi="Cambria Math"/>
                   <w:lang w:val="en-US"/>
                 </w:rPr>
-                <m:t>1</m:t>
-              </m:r>
-              <m:r>
-                <w:rPr>
-                  <w:rFonts w:ascii="Cambria Math" w:hAnsi="Cambria Math"/>
-                  <w:lang w:val="en-US"/>
-                </w:rPr>
-                <m:t>3</m:t>
+                <m:t>13</m:t>
               </m:r>
             </m:sub>
           </m:sSub>
@@ -2810,14 +2700,7 @@
                   <w:rFonts w:ascii="Cambria Math" w:hAnsi="Cambria Math"/>
                   <w:lang w:val="en-US"/>
                 </w:rPr>
-                <m:t>3</m:t>
-              </m:r>
-              <m:r>
-                <w:rPr>
-                  <w:rFonts w:ascii="Cambria Math" w:hAnsi="Cambria Math"/>
-                  <w:lang w:val="en-US"/>
-                </w:rPr>
-                <m:t>1</m:t>
+                <m:t>31</m:t>
               </m:r>
             </m:sub>
             <m:sup>
@@ -2862,14 +2745,7 @@
                   <w:rFonts w:ascii="Cambria Math" w:hAnsi="Cambria Math"/>
                   <w:lang w:val="en-US"/>
                 </w:rPr>
-                <m:t>1</m:t>
-              </m:r>
-              <m:r>
-                <w:rPr>
-                  <w:rFonts w:ascii="Cambria Math" w:hAnsi="Cambria Math"/>
-                  <w:lang w:val="en-US"/>
-                </w:rPr>
-                <m:t>4</m:t>
+                <m:t>14</m:t>
               </m:r>
             </m:sub>
           </m:sSub>
@@ -2898,14 +2774,7 @@
                   <w:rFonts w:ascii="Cambria Math" w:hAnsi="Cambria Math"/>
                   <w:lang w:val="en-US"/>
                 </w:rPr>
-                <m:t>4</m:t>
-              </m:r>
-              <m:r>
-                <w:rPr>
-                  <w:rFonts w:ascii="Cambria Math" w:hAnsi="Cambria Math"/>
-                  <w:lang w:val="en-US"/>
-                </w:rPr>
-                <m:t>1</m:t>
+                <m:t>41</m:t>
               </m:r>
             </m:sub>
             <m:sup>
@@ -3023,14 +2892,7 @@
                   <w:rFonts w:ascii="Cambria Math" w:hAnsi="Cambria Math"/>
                   <w:lang w:val="en-US"/>
                 </w:rPr>
-                <m:t>1</m:t>
-              </m:r>
-              <m:r>
-                <w:rPr>
-                  <w:rFonts w:ascii="Cambria Math" w:hAnsi="Cambria Math"/>
-                  <w:lang w:val="en-US"/>
-                </w:rPr>
-                <m:t>2</m:t>
+                <m:t>12</m:t>
               </m:r>
             </m:sub>
             <m:sup>
@@ -3104,14 +2966,7 @@
                   <w:rFonts w:ascii="Cambria Math" w:hAnsi="Cambria Math"/>
                   <w:lang w:val="en-US"/>
                 </w:rPr>
-                <m:t>2</m:t>
-              </m:r>
-              <m:r>
-                <w:rPr>
-                  <w:rFonts w:ascii="Cambria Math" w:hAnsi="Cambria Math"/>
-                  <w:lang w:val="en-US"/>
-                </w:rPr>
-                <m:t>2</m:t>
+                <m:t>22</m:t>
               </m:r>
             </m:sub>
             <m:sup>
@@ -3156,14 +3011,7 @@
                   <w:rFonts w:ascii="Cambria Math" w:hAnsi="Cambria Math"/>
                   <w:lang w:val="en-US"/>
                 </w:rPr>
-                <m:t>1</m:t>
-              </m:r>
-              <m:r>
-                <w:rPr>
-                  <w:rFonts w:ascii="Cambria Math" w:hAnsi="Cambria Math"/>
-                  <w:lang w:val="en-US"/>
-                </w:rPr>
-                <m:t>3</m:t>
+                <m:t>13</m:t>
               </m:r>
             </m:sub>
           </m:sSub>
@@ -3192,14 +3040,7 @@
                   <w:rFonts w:ascii="Cambria Math" w:hAnsi="Cambria Math"/>
                   <w:lang w:val="en-US"/>
                 </w:rPr>
-                <m:t>3</m:t>
-              </m:r>
-              <m:r>
-                <w:rPr>
-                  <w:rFonts w:ascii="Cambria Math" w:hAnsi="Cambria Math"/>
-                  <w:lang w:val="en-US"/>
-                </w:rPr>
-                <m:t>2</m:t>
+                <m:t>32</m:t>
               </m:r>
             </m:sub>
             <m:sup>
@@ -3244,14 +3085,7 @@
                   <w:rFonts w:ascii="Cambria Math" w:hAnsi="Cambria Math"/>
                   <w:lang w:val="en-US"/>
                 </w:rPr>
-                <m:t>1</m:t>
-              </m:r>
-              <m:r>
-                <w:rPr>
-                  <w:rFonts w:ascii="Cambria Math" w:hAnsi="Cambria Math"/>
-                  <w:lang w:val="en-US"/>
-                </w:rPr>
-                <m:t>4</m:t>
+                <m:t>14</m:t>
               </m:r>
             </m:sub>
           </m:sSub>
@@ -3280,14 +3114,7 @@
                   <w:rFonts w:ascii="Cambria Math" w:hAnsi="Cambria Math"/>
                   <w:lang w:val="en-US"/>
                 </w:rPr>
-                <m:t>4</m:t>
-              </m:r>
-              <m:r>
-                <w:rPr>
-                  <w:rFonts w:ascii="Cambria Math" w:hAnsi="Cambria Math"/>
-                  <w:lang w:val="en-US"/>
-                </w:rPr>
-                <m:t>2</m:t>
+                <m:t>42</m:t>
               </m:r>
             </m:sub>
             <m:sup>
@@ -3305,14 +3132,7 @@
               <w:rFonts w:ascii="Cambria Math" w:hAnsi="Cambria Math"/>
               <w:lang w:val="en-US"/>
             </w:rPr>
-            <m:t>=</m:t>
-          </m:r>
-          <m:r>
-            <w:rPr>
-              <w:rFonts w:ascii="Cambria Math" w:hAnsi="Cambria Math"/>
-              <w:lang w:val="en-US"/>
-            </w:rPr>
-            <m:t>0.34</m:t>
+            <m:t>=0.34</m:t>
           </m:r>
         </m:oMath>
       </m:oMathPara>
@@ -3412,14 +3232,7 @@
                   <w:rFonts w:ascii="Cambria Math" w:hAnsi="Cambria Math"/>
                   <w:lang w:val="en-US"/>
                 </w:rPr>
-                <m:t>1</m:t>
-              </m:r>
-              <m:r>
-                <w:rPr>
-                  <w:rFonts w:ascii="Cambria Math" w:hAnsi="Cambria Math"/>
-                  <w:lang w:val="en-US"/>
-                </w:rPr>
-                <m:t>3</m:t>
+                <m:t>13</m:t>
               </m:r>
             </m:sub>
             <m:sup>
@@ -3493,14 +3306,7 @@
                   <w:rFonts w:ascii="Cambria Math" w:hAnsi="Cambria Math"/>
                   <w:lang w:val="en-US"/>
                 </w:rPr>
-                <m:t>2</m:t>
-              </m:r>
-              <m:r>
-                <w:rPr>
-                  <w:rFonts w:ascii="Cambria Math" w:hAnsi="Cambria Math"/>
-                  <w:lang w:val="en-US"/>
-                </w:rPr>
-                <m:t>3</m:t>
+                <m:t>23</m:t>
               </m:r>
             </m:sub>
             <m:sup>
@@ -3545,14 +3351,7 @@
                   <w:rFonts w:ascii="Cambria Math" w:hAnsi="Cambria Math"/>
                   <w:lang w:val="en-US"/>
                 </w:rPr>
-                <m:t>1</m:t>
-              </m:r>
-              <m:r>
-                <w:rPr>
-                  <w:rFonts w:ascii="Cambria Math" w:hAnsi="Cambria Math"/>
-                  <w:lang w:val="en-US"/>
-                </w:rPr>
-                <m:t>3</m:t>
+                <m:t>13</m:t>
               </m:r>
             </m:sub>
           </m:sSub>
@@ -3581,14 +3380,7 @@
                   <w:rFonts w:ascii="Cambria Math" w:hAnsi="Cambria Math"/>
                   <w:lang w:val="en-US"/>
                 </w:rPr>
-                <m:t>3</m:t>
-              </m:r>
-              <m:r>
-                <w:rPr>
-                  <w:rFonts w:ascii="Cambria Math" w:hAnsi="Cambria Math"/>
-                  <w:lang w:val="en-US"/>
-                </w:rPr>
-                <m:t>3</m:t>
+                <m:t>33</m:t>
               </m:r>
             </m:sub>
             <m:sup>
@@ -3633,14 +3425,7 @@
                   <w:rFonts w:ascii="Cambria Math" w:hAnsi="Cambria Math"/>
                   <w:lang w:val="en-US"/>
                 </w:rPr>
-                <m:t>1</m:t>
-              </m:r>
-              <m:r>
-                <w:rPr>
-                  <w:rFonts w:ascii="Cambria Math" w:hAnsi="Cambria Math"/>
-                  <w:lang w:val="en-US"/>
-                </w:rPr>
-                <m:t>4</m:t>
+                <m:t>14</m:t>
               </m:r>
             </m:sub>
           </m:sSub>
@@ -3669,14 +3454,7 @@
                   <w:rFonts w:ascii="Cambria Math" w:hAnsi="Cambria Math"/>
                   <w:lang w:val="en-US"/>
                 </w:rPr>
-                <m:t>4</m:t>
-              </m:r>
-              <m:r>
-                <w:rPr>
-                  <w:rFonts w:ascii="Cambria Math" w:hAnsi="Cambria Math"/>
-                  <w:lang w:val="en-US"/>
-                </w:rPr>
-                <m:t>3</m:t>
+                <m:t>43</m:t>
               </m:r>
             </m:sub>
             <m:sup>
@@ -3694,14 +3472,7 @@
               <w:rFonts w:ascii="Cambria Math" w:hAnsi="Cambria Math"/>
               <w:lang w:val="en-US"/>
             </w:rPr>
-            <m:t>=</m:t>
-          </m:r>
-          <m:r>
-            <w:rPr>
-              <w:rFonts w:ascii="Cambria Math" w:hAnsi="Cambria Math"/>
-              <w:lang w:val="en-US"/>
-            </w:rPr>
-            <m:t>0.3</m:t>
+            <m:t>=0.3</m:t>
           </m:r>
         </m:oMath>
       </m:oMathPara>
@@ -3709,16 +3480,11 @@
     <w:p>
       <w:pPr>
         <w:rPr>
-          <w:i/>
           <w:lang w:val="en-US"/>
         </w:rPr>
       </w:pPr>
     </w:p>
-    <w:p>
-      <w:pPr>
-        <w:ind w:firstLine="0"/>
-      </w:pPr>
-    </w:p>
+    <w:p/>
     <w:p>
       <w:pPr>
         <w:pStyle w:val="1"/>
@@ -4279,29 +4045,7 @@
           <w:szCs w:val="20"/>
           <w:lang w:val="en-US" w:eastAsia="ru-RU"/>
         </w:rPr>
-        <w:t xml:space="preserve">(W, </w:t>
-      </w:r>
-      <w:proofErr w:type="spellStart"/>
-      <w:r>
-        <w:rPr>
-          <w:rFonts w:ascii="Courier New" w:eastAsia="Times New Roman" w:hAnsi="Courier New" w:cs="Courier New"/>
-          <w:color w:val="080808"/>
-          <w:sz w:val="20"/>
-          <w:szCs w:val="20"/>
-          <w:lang w:val="en-US" w:eastAsia="ru-RU"/>
-        </w:rPr>
-        <w:t>i</w:t>
-      </w:r>
-      <w:proofErr w:type="spellEnd"/>
-      <w:r>
-        <w:rPr>
-          <w:rFonts w:ascii="Courier New" w:eastAsia="Times New Roman" w:hAnsi="Courier New" w:cs="Courier New"/>
-          <w:color w:val="080808"/>
-          <w:sz w:val="20"/>
-          <w:szCs w:val="20"/>
-          <w:lang w:val="en-US" w:eastAsia="ru-RU"/>
-        </w:rPr>
-        <w:t>, j):</w:t>
+        <w:t>(W, i, j):</w:t>
       </w:r>
       <w:r>
         <w:rPr>
@@ -10019,34 +9763,17 @@
       </w:pPr>
     </w:p>
     <w:p>
-      <w:pPr>
-        <w:rPr>
-          <w:lang w:val="en-US"/>
-        </w:rPr>
-      </w:pPr>
       <w:r>
         <w:t xml:space="preserve">В ходе работы было </w:t>
       </w:r>
       <w:r>
-        <w:t>и</w:t>
-      </w:r>
-      <w:r>
-        <w:t>сследова</w:t>
-      </w:r>
-      <w:r>
-        <w:t>но</w:t>
-      </w:r>
-      <w:r>
-        <w:t xml:space="preserve"> применение аппарата метода анализа иерархий при</w:t>
+        <w:t>исследовано применение аппарата метода анализа иерархий при</w:t>
       </w:r>
       <w:r>
         <w:t xml:space="preserve"> </w:t>
       </w:r>
       <w:r>
-        <w:t>принятии решений по выбору альтернатив</w:t>
-      </w:r>
-      <w:r>
-        <w:t>.</w:t>
+        <w:t>принятии решений по выбору альтернатив.</w:t>
       </w:r>
     </w:p>
     <w:sectPr>
@@ -10063,7 +9790,7 @@
 </file>
 
 <file path=word/endnotes.xml><?xml version="1.0" encoding="utf-8"?>
-<w:endnotes xmlns:wpc="http://schemas.microsoft.com/office/word/2010/wordprocessingCanvas" xmlns:cx="http://schemas.microsoft.com/office/drawing/2014/chartex" xmlns:cx1="http://schemas.microsoft.com/office/drawing/2015/9/8/chartex" xmlns:cx2="http://schemas.microsoft.com/office/drawing/2015/10/21/chartex" xmlns:cx3="http://schemas.microsoft.com/office/drawing/2016/5/9/chartex" xmlns:cx4="http://schemas.microsoft.com/office/drawing/2016/5/10/chartex" xmlns:cx5="http://schemas.microsoft.com/office/drawing/2016/5/11/chartex" xmlns:cx6="http://schemas.microsoft.com/office/drawing/2016/5/12/chartex" xmlns:cx7="http://schemas.microsoft.com/office/drawing/2016/5/13/chartex" xmlns:cx8="http://schemas.microsoft.com/office/drawing/2016/5/14/chartex" xmlns:mc="http://schemas.openxmlformats.org/markup-compatibility/2006" xmlns:aink="http://schemas.microsoft.com/office/drawing/2016/ink" xmlns:am3d="http://schemas.microsoft.com/office/drawing/2017/model3d" xmlns:o="urn:schemas-microsoft-com:office:office" xmlns:oel="http://schemas.microsoft.com/office/2019/extlst" xmlns:r="http://schemas.openxmlformats.org/officeDocument/2006/relationships" xmlns:m="http://schemas.openxmlformats.org/officeDocument/2006/math" xmlns:v="urn:schemas-microsoft-com:vml" xmlns:wp14="http://schemas.microsoft.com/office/word/2010/wordprocessingDrawing" xmlns:wp="http://schemas.openxmlformats.org/drawingml/2006/wordprocessingDrawing" xmlns:w10="urn:schemas-microsoft-com:office:word" xmlns:w="http://schemas.openxmlformats.org/wordprocessingml/2006/main" xmlns:w14="http://schemas.microsoft.com/office/word/2010/wordml" xmlns:w15="http://schemas.microsoft.com/office/word/2012/wordml" xmlns:w16cex="http://schemas.microsoft.com/office/word/2018/wordml/cex" xmlns:w16cid="http://schemas.microsoft.com/office/word/2016/wordml/cid" xmlns:w16="http://schemas.microsoft.com/office/word/2018/wordml" xmlns:w16du="http://schemas.microsoft.com/office/word/2023/wordml/word16du" xmlns:w16sdtdh="http://schemas.microsoft.com/office/word/2020/wordml/sdtdatahash" xmlns:w16se="http://schemas.microsoft.com/office/word/2015/wordml/symex" xmlns:wpg="http://schemas.microsoft.com/office/word/2010/wordprocessingGroup" xmlns:wpi="http://schemas.microsoft.com/office/word/2010/wordprocessingInk" xmlns:wne="http://schemas.microsoft.com/office/word/2006/wordml" xmlns:wps="http://schemas.microsoft.com/office/word/2010/wordprocessingShape" mc:Ignorable="w14 w15 w16se w16cid w16 w16cex w16sdtdh w16du wp14">
+<w:endnotes xmlns:wpc="http://schemas.microsoft.com/office/word/2010/wordprocessingCanvas" xmlns:cx="http://schemas.microsoft.com/office/drawing/2014/chartex" xmlns:cx1="http://schemas.microsoft.com/office/drawing/2015/9/8/chartex" xmlns:cx2="http://schemas.microsoft.com/office/drawing/2015/10/21/chartex" xmlns:cx3="http://schemas.microsoft.com/office/drawing/2016/5/9/chartex" xmlns:cx4="http://schemas.microsoft.com/office/drawing/2016/5/10/chartex" xmlns:cx5="http://schemas.microsoft.com/office/drawing/2016/5/11/chartex" xmlns:cx6="http://schemas.microsoft.com/office/drawing/2016/5/12/chartex" xmlns:cx7="http://schemas.microsoft.com/office/drawing/2016/5/13/chartex" xmlns:cx8="http://schemas.microsoft.com/office/drawing/2016/5/14/chartex" xmlns:mc="http://schemas.openxmlformats.org/markup-compatibility/2006" xmlns:aink="http://schemas.microsoft.com/office/drawing/2016/ink" xmlns:am3d="http://schemas.microsoft.com/office/drawing/2017/model3d" xmlns:o="urn:schemas-microsoft-com:office:office" xmlns:oel="http://schemas.microsoft.com/office/2019/extlst" xmlns:r="http://schemas.openxmlformats.org/officeDocument/2006/relationships" xmlns:m="http://schemas.openxmlformats.org/officeDocument/2006/math" xmlns:v="urn:schemas-microsoft-com:vml" xmlns:wp14="http://schemas.microsoft.com/office/word/2010/wordprocessingDrawing" xmlns:wp="http://schemas.openxmlformats.org/drawingml/2006/wordprocessingDrawing" xmlns:w10="urn:schemas-microsoft-com:office:word" xmlns:w="http://schemas.openxmlformats.org/wordprocessingml/2006/main" xmlns:w14="http://schemas.microsoft.com/office/word/2010/wordml" xmlns:w15="http://schemas.microsoft.com/office/word/2012/wordml" xmlns:w16cex="http://schemas.microsoft.com/office/word/2018/wordml/cex" xmlns:w16cid="http://schemas.microsoft.com/office/word/2016/wordml/cid" xmlns:w16="http://schemas.microsoft.com/office/word/2018/wordml" xmlns:w16du="http://schemas.microsoft.com/office/word/2023/wordml/word16du" xmlns:w16sdtdh="http://schemas.microsoft.com/office/word/2020/wordml/sdtdatahash" xmlns:w16sdtfl="http://schemas.microsoft.com/office/word/2024/wordml/sdtformatlock" xmlns:w16se="http://schemas.microsoft.com/office/word/2015/wordml/symex" xmlns:wpg="http://schemas.microsoft.com/office/word/2010/wordprocessingGroup" xmlns:wpi="http://schemas.microsoft.com/office/word/2010/wordprocessingInk" xmlns:wne="http://schemas.microsoft.com/office/word/2006/wordml" xmlns:wps="http://schemas.microsoft.com/office/word/2010/wordprocessingShape" mc:Ignorable="w14 w15 w16se w16cid w16 w16cex w16sdtdh w16sdtfl w16du wp14">
   <w:endnote w:type="separator" w:id="-1">
     <w:p>
       <w:pPr>
@@ -10088,7 +9815,7 @@
 </file>
 
 <file path=word/footnotes.xml><?xml version="1.0" encoding="utf-8"?>
-<w:footnotes xmlns:wpc="http://schemas.microsoft.com/office/word/2010/wordprocessingCanvas" xmlns:cx="http://schemas.microsoft.com/office/drawing/2014/chartex" xmlns:cx1="http://schemas.microsoft.com/office/drawing/2015/9/8/chartex" xmlns:cx2="http://schemas.microsoft.com/office/drawing/2015/10/21/chartex" xmlns:cx3="http://schemas.microsoft.com/office/drawing/2016/5/9/chartex" xmlns:cx4="http://schemas.microsoft.com/office/drawing/2016/5/10/chartex" xmlns:cx5="http://schemas.microsoft.com/office/drawing/2016/5/11/chartex" xmlns:cx6="http://schemas.microsoft.com/office/drawing/2016/5/12/chartex" xmlns:cx7="http://schemas.microsoft.com/office/drawing/2016/5/13/chartex" xmlns:cx8="http://schemas.microsoft.com/office/drawing/2016/5/14/chartex" xmlns:mc="http://schemas.openxmlformats.org/markup-compatibility/2006" xmlns:aink="http://schemas.microsoft.com/office/drawing/2016/ink" xmlns:am3d="http://schemas.microsoft.com/office/drawing/2017/model3d" xmlns:o="urn:schemas-microsoft-com:office:office" xmlns:oel="http://schemas.microsoft.com/office/2019/extlst" xmlns:r="http://schemas.openxmlformats.org/officeDocument/2006/relationships" xmlns:m="http://schemas.openxmlformats.org/officeDocument/2006/math" xmlns:v="urn:schemas-microsoft-com:vml" xmlns:wp14="http://schemas.microsoft.com/office/word/2010/wordprocessingDrawing" xmlns:wp="http://schemas.openxmlformats.org/drawingml/2006/wordprocessingDrawing" xmlns:w10="urn:schemas-microsoft-com:office:word" xmlns:w="http://schemas.openxmlformats.org/wordprocessingml/2006/main" xmlns:w14="http://schemas.microsoft.com/office/word/2010/wordml" xmlns:w15="http://schemas.microsoft.com/office/word/2012/wordml" xmlns:w16cex="http://schemas.microsoft.com/office/word/2018/wordml/cex" xmlns:w16cid="http://schemas.microsoft.com/office/word/2016/wordml/cid" xmlns:w16="http://schemas.microsoft.com/office/word/2018/wordml" xmlns:w16du="http://schemas.microsoft.com/office/word/2023/wordml/word16du" xmlns:w16sdtdh="http://schemas.microsoft.com/office/word/2020/wordml/sdtdatahash" xmlns:w16se="http://schemas.microsoft.com/office/word/2015/wordml/symex" xmlns:wpg="http://schemas.microsoft.com/office/word/2010/wordprocessingGroup" xmlns:wpi="http://schemas.microsoft.com/office/word/2010/wordprocessingInk" xmlns:wne="http://schemas.microsoft.com/office/word/2006/wordml" xmlns:wps="http://schemas.microsoft.com/office/word/2010/wordprocessingShape" mc:Ignorable="w14 w15 w16se w16cid w16 w16cex w16sdtdh w16du wp14">
+<w:footnotes xmlns:wpc="http://schemas.microsoft.com/office/word/2010/wordprocessingCanvas" xmlns:cx="http://schemas.microsoft.com/office/drawing/2014/chartex" xmlns:cx1="http://schemas.microsoft.com/office/drawing/2015/9/8/chartex" xmlns:cx2="http://schemas.microsoft.com/office/drawing/2015/10/21/chartex" xmlns:cx3="http://schemas.microsoft.com/office/drawing/2016/5/9/chartex" xmlns:cx4="http://schemas.microsoft.com/office/drawing/2016/5/10/chartex" xmlns:cx5="http://schemas.microsoft.com/office/drawing/2016/5/11/chartex" xmlns:cx6="http://schemas.microsoft.com/office/drawing/2016/5/12/chartex" xmlns:cx7="http://schemas.microsoft.com/office/drawing/2016/5/13/chartex" xmlns:cx8="http://schemas.microsoft.com/office/drawing/2016/5/14/chartex" xmlns:mc="http://schemas.openxmlformats.org/markup-compatibility/2006" xmlns:aink="http://schemas.microsoft.com/office/drawing/2016/ink" xmlns:am3d="http://schemas.microsoft.com/office/drawing/2017/model3d" xmlns:o="urn:schemas-microsoft-com:office:office" xmlns:oel="http://schemas.microsoft.com/office/2019/extlst" xmlns:r="http://schemas.openxmlformats.org/officeDocument/2006/relationships" xmlns:m="http://schemas.openxmlformats.org/officeDocument/2006/math" xmlns:v="urn:schemas-microsoft-com:vml" xmlns:wp14="http://schemas.microsoft.com/office/word/2010/wordprocessingDrawing" xmlns:wp="http://schemas.openxmlformats.org/drawingml/2006/wordprocessingDrawing" xmlns:w10="urn:schemas-microsoft-com:office:word" xmlns:w="http://schemas.openxmlformats.org/wordprocessingml/2006/main" xmlns:w14="http://schemas.microsoft.com/office/word/2010/wordml" xmlns:w15="http://schemas.microsoft.com/office/word/2012/wordml" xmlns:w16cex="http://schemas.microsoft.com/office/word/2018/wordml/cex" xmlns:w16cid="http://schemas.microsoft.com/office/word/2016/wordml/cid" xmlns:w16="http://schemas.microsoft.com/office/word/2018/wordml" xmlns:w16du="http://schemas.microsoft.com/office/word/2023/wordml/word16du" xmlns:w16sdtdh="http://schemas.microsoft.com/office/word/2020/wordml/sdtdatahash" xmlns:w16sdtfl="http://schemas.microsoft.com/office/word/2024/wordml/sdtformatlock" xmlns:w16se="http://schemas.microsoft.com/office/word/2015/wordml/symex" xmlns:wpg="http://schemas.microsoft.com/office/word/2010/wordprocessingGroup" xmlns:wpi="http://schemas.microsoft.com/office/word/2010/wordprocessingInk" xmlns:wne="http://schemas.microsoft.com/office/word/2006/wordml" xmlns:wps="http://schemas.microsoft.com/office/word/2010/wordprocessingShape" mc:Ignorable="w14 w15 w16se w16cid w16 w16cex w16sdtdh w16sdtfl w16du wp14">
   <w:footnote w:type="separator" w:id="-1">
     <w:p>
       <w:pPr>
@@ -10113,7 +9840,7 @@
 </file>
 
 <file path=word/header1.xml><?xml version="1.0" encoding="utf-8"?>
-<w:hdr xmlns:wpc="http://schemas.microsoft.com/office/word/2010/wordprocessingCanvas" xmlns:cx="http://schemas.microsoft.com/office/drawing/2014/chartex" xmlns:cx1="http://schemas.microsoft.com/office/drawing/2015/9/8/chartex" xmlns:cx2="http://schemas.microsoft.com/office/drawing/2015/10/21/chartex" xmlns:cx3="http://schemas.microsoft.com/office/drawing/2016/5/9/chartex" xmlns:cx4="http://schemas.microsoft.com/office/drawing/2016/5/10/chartex" xmlns:cx5="http://schemas.microsoft.com/office/drawing/2016/5/11/chartex" xmlns:cx6="http://schemas.microsoft.com/office/drawing/2016/5/12/chartex" xmlns:cx7="http://schemas.microsoft.com/office/drawing/2016/5/13/chartex" xmlns:cx8="http://schemas.microsoft.com/office/drawing/2016/5/14/chartex" xmlns:mc="http://schemas.openxmlformats.org/markup-compatibility/2006" xmlns:aink="http://schemas.microsoft.com/office/drawing/2016/ink" xmlns:am3d="http://schemas.microsoft.com/office/drawing/2017/model3d" xmlns:o="urn:schemas-microsoft-com:office:office" xmlns:oel="http://schemas.microsoft.com/office/2019/extlst" xmlns:r="http://schemas.openxmlformats.org/officeDocument/2006/relationships" xmlns:m="http://schemas.openxmlformats.org/officeDocument/2006/math" xmlns:v="urn:schemas-microsoft-com:vml" xmlns:wp14="http://schemas.microsoft.com/office/word/2010/wordprocessingDrawing" xmlns:wp="http://schemas.openxmlformats.org/drawingml/2006/wordprocessingDrawing" xmlns:w10="urn:schemas-microsoft-com:office:word" xmlns:w="http://schemas.openxmlformats.org/wordprocessingml/2006/main" xmlns:w14="http://schemas.microsoft.com/office/word/2010/wordml" xmlns:w15="http://schemas.microsoft.com/office/word/2012/wordml" xmlns:w16cex="http://schemas.microsoft.com/office/word/2018/wordml/cex" xmlns:w16cid="http://schemas.microsoft.com/office/word/2016/wordml/cid" xmlns:w16="http://schemas.microsoft.com/office/word/2018/wordml" xmlns:w16du="http://schemas.microsoft.com/office/word/2023/wordml/word16du" xmlns:w16sdtdh="http://schemas.microsoft.com/office/word/2020/wordml/sdtdatahash" xmlns:w16se="http://schemas.microsoft.com/office/word/2015/wordml/symex" xmlns:wpg="http://schemas.microsoft.com/office/word/2010/wordprocessingGroup" xmlns:wpi="http://schemas.microsoft.com/office/word/2010/wordprocessingInk" xmlns:wne="http://schemas.microsoft.com/office/word/2006/wordml" xmlns:wps="http://schemas.microsoft.com/office/word/2010/wordprocessingShape" mc:Ignorable="w14 w15 w16se w16cid w16 w16cex w16sdtdh w16du wp14">
+<w:hdr xmlns:wpc="http://schemas.microsoft.com/office/word/2010/wordprocessingCanvas" xmlns:cx="http://schemas.microsoft.com/office/drawing/2014/chartex" xmlns:cx1="http://schemas.microsoft.com/office/drawing/2015/9/8/chartex" xmlns:cx2="http://schemas.microsoft.com/office/drawing/2015/10/21/chartex" xmlns:cx3="http://schemas.microsoft.com/office/drawing/2016/5/9/chartex" xmlns:cx4="http://schemas.microsoft.com/office/drawing/2016/5/10/chartex" xmlns:cx5="http://schemas.microsoft.com/office/drawing/2016/5/11/chartex" xmlns:cx6="http://schemas.microsoft.com/office/drawing/2016/5/12/chartex" xmlns:cx7="http://schemas.microsoft.com/office/drawing/2016/5/13/chartex" xmlns:cx8="http://schemas.microsoft.com/office/drawing/2016/5/14/chartex" xmlns:mc="http://schemas.openxmlformats.org/markup-compatibility/2006" xmlns:aink="http://schemas.microsoft.com/office/drawing/2016/ink" xmlns:am3d="http://schemas.microsoft.com/office/drawing/2017/model3d" xmlns:o="urn:schemas-microsoft-com:office:office" xmlns:oel="http://schemas.microsoft.com/office/2019/extlst" xmlns:r="http://schemas.openxmlformats.org/officeDocument/2006/relationships" xmlns:m="http://schemas.openxmlformats.org/officeDocument/2006/math" xmlns:v="urn:schemas-microsoft-com:vml" xmlns:wp14="http://schemas.microsoft.com/office/word/2010/wordprocessingDrawing" xmlns:wp="http://schemas.openxmlformats.org/drawingml/2006/wordprocessingDrawing" xmlns:w10="urn:schemas-microsoft-com:office:word" xmlns:w="http://schemas.openxmlformats.org/wordprocessingml/2006/main" xmlns:w14="http://schemas.microsoft.com/office/word/2010/wordml" xmlns:w15="http://schemas.microsoft.com/office/word/2012/wordml" xmlns:w16cex="http://schemas.microsoft.com/office/word/2018/wordml/cex" xmlns:w16cid="http://schemas.microsoft.com/office/word/2016/wordml/cid" xmlns:w16="http://schemas.microsoft.com/office/word/2018/wordml" xmlns:w16du="http://schemas.microsoft.com/office/word/2023/wordml/word16du" xmlns:w16sdtdh="http://schemas.microsoft.com/office/word/2020/wordml/sdtdatahash" xmlns:w16sdtfl="http://schemas.microsoft.com/office/word/2024/wordml/sdtformatlock" xmlns:w16se="http://schemas.microsoft.com/office/word/2015/wordml/symex" xmlns:wpg="http://schemas.microsoft.com/office/word/2010/wordprocessingGroup" xmlns:wpi="http://schemas.microsoft.com/office/word/2010/wordprocessingInk" xmlns:wne="http://schemas.microsoft.com/office/word/2006/wordml" xmlns:wps="http://schemas.microsoft.com/office/word/2010/wordprocessingShape" mc:Ignorable="w14 w15 w16se w16cid w16 w16cex w16sdtdh w16sdtfl w16du wp14">
   <w:sdt>
     <w:sdtPr>
       <w:id w:val="-398750801"/>
@@ -10161,7 +9888,7 @@
 </file>
 
 <file path=word/header2.xml><?xml version="1.0" encoding="utf-8"?>
-<w:hdr xmlns:wpc="http://schemas.microsoft.com/office/word/2010/wordprocessingCanvas" xmlns:cx="http://schemas.microsoft.com/office/drawing/2014/chartex" xmlns:cx1="http://schemas.microsoft.com/office/drawing/2015/9/8/chartex" xmlns:cx2="http://schemas.microsoft.com/office/drawing/2015/10/21/chartex" xmlns:cx3="http://schemas.microsoft.com/office/drawing/2016/5/9/chartex" xmlns:cx4="http://schemas.microsoft.com/office/drawing/2016/5/10/chartex" xmlns:cx5="http://schemas.microsoft.com/office/drawing/2016/5/11/chartex" xmlns:cx6="http://schemas.microsoft.com/office/drawing/2016/5/12/chartex" xmlns:cx7="http://schemas.microsoft.com/office/drawing/2016/5/13/chartex" xmlns:cx8="http://schemas.microsoft.com/office/drawing/2016/5/14/chartex" xmlns:mc="http://schemas.openxmlformats.org/markup-compatibility/2006" xmlns:aink="http://schemas.microsoft.com/office/drawing/2016/ink" xmlns:am3d="http://schemas.microsoft.com/office/drawing/2017/model3d" xmlns:o="urn:schemas-microsoft-com:office:office" xmlns:oel="http://schemas.microsoft.com/office/2019/extlst" xmlns:r="http://schemas.openxmlformats.org/officeDocument/2006/relationships" xmlns:m="http://schemas.openxmlformats.org/officeDocument/2006/math" xmlns:v="urn:schemas-microsoft-com:vml" xmlns:wp14="http://schemas.microsoft.com/office/word/2010/wordprocessingDrawing" xmlns:wp="http://schemas.openxmlformats.org/drawingml/2006/wordprocessingDrawing" xmlns:w10="urn:schemas-microsoft-com:office:word" xmlns:w="http://schemas.openxmlformats.org/wordprocessingml/2006/main" xmlns:w14="http://schemas.microsoft.com/office/word/2010/wordml" xmlns:w15="http://schemas.microsoft.com/office/word/2012/wordml" xmlns:w16cex="http://schemas.microsoft.com/office/word/2018/wordml/cex" xmlns:w16cid="http://schemas.microsoft.com/office/word/2016/wordml/cid" xmlns:w16="http://schemas.microsoft.com/office/word/2018/wordml" xmlns:w16du="http://schemas.microsoft.com/office/word/2023/wordml/word16du" xmlns:w16sdtdh="http://schemas.microsoft.com/office/word/2020/wordml/sdtdatahash" xmlns:w16se="http://schemas.microsoft.com/office/word/2015/wordml/symex" xmlns:wpg="http://schemas.microsoft.com/office/word/2010/wordprocessingGroup" xmlns:wpi="http://schemas.microsoft.com/office/word/2010/wordprocessingInk" xmlns:wne="http://schemas.microsoft.com/office/word/2006/wordml" xmlns:wps="http://schemas.microsoft.com/office/word/2010/wordprocessingShape" mc:Ignorable="w14 w15 w16se w16cid w16 w16cex w16sdtdh w16du wp14">
+<w:hdr xmlns:wpc="http://schemas.microsoft.com/office/word/2010/wordprocessingCanvas" xmlns:cx="http://schemas.microsoft.com/office/drawing/2014/chartex" xmlns:cx1="http://schemas.microsoft.com/office/drawing/2015/9/8/chartex" xmlns:cx2="http://schemas.microsoft.com/office/drawing/2015/10/21/chartex" xmlns:cx3="http://schemas.microsoft.com/office/drawing/2016/5/9/chartex" xmlns:cx4="http://schemas.microsoft.com/office/drawing/2016/5/10/chartex" xmlns:cx5="http://schemas.microsoft.com/office/drawing/2016/5/11/chartex" xmlns:cx6="http://schemas.microsoft.com/office/drawing/2016/5/12/chartex" xmlns:cx7="http://schemas.microsoft.com/office/drawing/2016/5/13/chartex" xmlns:cx8="http://schemas.microsoft.com/office/drawing/2016/5/14/chartex" xmlns:mc="http://schemas.openxmlformats.org/markup-compatibility/2006" xmlns:aink="http://schemas.microsoft.com/office/drawing/2016/ink" xmlns:am3d="http://schemas.microsoft.com/office/drawing/2017/model3d" xmlns:o="urn:schemas-microsoft-com:office:office" xmlns:oel="http://schemas.microsoft.com/office/2019/extlst" xmlns:r="http://schemas.openxmlformats.org/officeDocument/2006/relationships" xmlns:m="http://schemas.openxmlformats.org/officeDocument/2006/math" xmlns:v="urn:schemas-microsoft-com:vml" xmlns:wp14="http://schemas.microsoft.com/office/word/2010/wordprocessingDrawing" xmlns:wp="http://schemas.openxmlformats.org/drawingml/2006/wordprocessingDrawing" xmlns:w10="urn:schemas-microsoft-com:office:word" xmlns:w="http://schemas.openxmlformats.org/wordprocessingml/2006/main" xmlns:w14="http://schemas.microsoft.com/office/word/2010/wordml" xmlns:w15="http://schemas.microsoft.com/office/word/2012/wordml" xmlns:w16cex="http://schemas.microsoft.com/office/word/2018/wordml/cex" xmlns:w16cid="http://schemas.microsoft.com/office/word/2016/wordml/cid" xmlns:w16="http://schemas.microsoft.com/office/word/2018/wordml" xmlns:w16du="http://schemas.microsoft.com/office/word/2023/wordml/word16du" xmlns:w16sdtdh="http://schemas.microsoft.com/office/word/2020/wordml/sdtdatahash" xmlns:w16sdtfl="http://schemas.microsoft.com/office/word/2024/wordml/sdtformatlock" xmlns:w16se="http://schemas.microsoft.com/office/word/2015/wordml/symex" xmlns:wpg="http://schemas.microsoft.com/office/word/2010/wordprocessingGroup" xmlns:wpi="http://schemas.microsoft.com/office/word/2010/wordprocessingInk" xmlns:wne="http://schemas.microsoft.com/office/word/2006/wordml" xmlns:wps="http://schemas.microsoft.com/office/word/2010/wordprocessingShape" mc:Ignorable="w14 w15 w16se w16cid w16 w16cex w16sdtdh w16sdtfl w16du wp14">
   <w:p>
     <w:pPr>
       <w:pStyle w:val="a6"/>
@@ -10177,7 +9904,7 @@
 </file>
 
 <file path=word/numbering.xml><?xml version="1.0" encoding="utf-8"?>
-<w:numbering xmlns:wpc="http://schemas.microsoft.com/office/word/2010/wordprocessingCanvas" xmlns:cx="http://schemas.microsoft.com/office/drawing/2014/chartex" xmlns:cx1="http://schemas.microsoft.com/office/drawing/2015/9/8/chartex" xmlns:cx2="http://schemas.microsoft.com/office/drawing/2015/10/21/chartex" xmlns:cx3="http://schemas.microsoft.com/office/drawing/2016/5/9/chartex" xmlns:cx4="http://schemas.microsoft.com/office/drawing/2016/5/10/chartex" xmlns:cx5="http://schemas.microsoft.com/office/drawing/2016/5/11/chartex" xmlns:cx6="http://schemas.microsoft.com/office/drawing/2016/5/12/chartex" xmlns:cx7="http://schemas.microsoft.com/office/drawing/2016/5/13/chartex" xmlns:cx8="http://schemas.microsoft.com/office/drawing/2016/5/14/chartex" xmlns:mc="http://schemas.openxmlformats.org/markup-compatibility/2006" xmlns:aink="http://schemas.microsoft.com/office/drawing/2016/ink" xmlns:am3d="http://schemas.microsoft.com/office/drawing/2017/model3d" xmlns:o="urn:schemas-microsoft-com:office:office" xmlns:oel="http://schemas.microsoft.com/office/2019/extlst" xmlns:r="http://schemas.openxmlformats.org/officeDocument/2006/relationships" xmlns:m="http://schemas.openxmlformats.org/officeDocument/2006/math" xmlns:v="urn:schemas-microsoft-com:vml" xmlns:wp14="http://schemas.microsoft.com/office/word/2010/wordprocessingDrawing" xmlns:wp="http://schemas.openxmlformats.org/drawingml/2006/wordprocessingDrawing" xmlns:w10="urn:schemas-microsoft-com:office:word" xmlns:w="http://schemas.openxmlformats.org/wordprocessingml/2006/main" xmlns:w14="http://schemas.microsoft.com/office/word/2010/wordml" xmlns:w15="http://schemas.microsoft.com/office/word/2012/wordml" xmlns:w16cex="http://schemas.microsoft.com/office/word/2018/wordml/cex" xmlns:w16cid="http://schemas.microsoft.com/office/word/2016/wordml/cid" xmlns:w16="http://schemas.microsoft.com/office/word/2018/wordml" xmlns:w16du="http://schemas.microsoft.com/office/word/2023/wordml/word16du" xmlns:w16sdtdh="http://schemas.microsoft.com/office/word/2020/wordml/sdtdatahash" xmlns:w16se="http://schemas.microsoft.com/office/word/2015/wordml/symex" xmlns:wpg="http://schemas.microsoft.com/office/word/2010/wordprocessingGroup" xmlns:wpi="http://schemas.microsoft.com/office/word/2010/wordprocessingInk" xmlns:wne="http://schemas.microsoft.com/office/word/2006/wordml" xmlns:wps="http://schemas.microsoft.com/office/word/2010/wordprocessingShape" mc:Ignorable="w14 w15 w16se w16cid w16 w16cex w16sdtdh w16du wp14">
+<w:numbering xmlns:wpc="http://schemas.microsoft.com/office/word/2010/wordprocessingCanvas" xmlns:cx="http://schemas.microsoft.com/office/drawing/2014/chartex" xmlns:cx1="http://schemas.microsoft.com/office/drawing/2015/9/8/chartex" xmlns:cx2="http://schemas.microsoft.com/office/drawing/2015/10/21/chartex" xmlns:cx3="http://schemas.microsoft.com/office/drawing/2016/5/9/chartex" xmlns:cx4="http://schemas.microsoft.com/office/drawing/2016/5/10/chartex" xmlns:cx5="http://schemas.microsoft.com/office/drawing/2016/5/11/chartex" xmlns:cx6="http://schemas.microsoft.com/office/drawing/2016/5/12/chartex" xmlns:cx7="http://schemas.microsoft.com/office/drawing/2016/5/13/chartex" xmlns:cx8="http://schemas.microsoft.com/office/drawing/2016/5/14/chartex" xmlns:mc="http://schemas.openxmlformats.org/markup-compatibility/2006" xmlns:aink="http://schemas.microsoft.com/office/drawing/2016/ink" xmlns:am3d="http://schemas.microsoft.com/office/drawing/2017/model3d" xmlns:o="urn:schemas-microsoft-com:office:office" xmlns:oel="http://schemas.microsoft.com/office/2019/extlst" xmlns:r="http://schemas.openxmlformats.org/officeDocument/2006/relationships" xmlns:m="http://schemas.openxmlformats.org/officeDocument/2006/math" xmlns:v="urn:schemas-microsoft-com:vml" xmlns:wp14="http://schemas.microsoft.com/office/word/2010/wordprocessingDrawing" xmlns:wp="http://schemas.openxmlformats.org/drawingml/2006/wordprocessingDrawing" xmlns:w10="urn:schemas-microsoft-com:office:word" xmlns:w="http://schemas.openxmlformats.org/wordprocessingml/2006/main" xmlns:w14="http://schemas.microsoft.com/office/word/2010/wordml" xmlns:w15="http://schemas.microsoft.com/office/word/2012/wordml" xmlns:w16cex="http://schemas.microsoft.com/office/word/2018/wordml/cex" xmlns:w16cid="http://schemas.microsoft.com/office/word/2016/wordml/cid" xmlns:w16="http://schemas.microsoft.com/office/word/2018/wordml" xmlns:w16du="http://schemas.microsoft.com/office/word/2023/wordml/word16du" xmlns:w16sdtdh="http://schemas.microsoft.com/office/word/2020/wordml/sdtdatahash" xmlns:w16sdtfl="http://schemas.microsoft.com/office/word/2024/wordml/sdtformatlock" xmlns:w16se="http://schemas.microsoft.com/office/word/2015/wordml/symex" xmlns:wpg="http://schemas.microsoft.com/office/word/2010/wordprocessingGroup" xmlns:wpi="http://schemas.microsoft.com/office/word/2010/wordprocessingInk" xmlns:wne="http://schemas.microsoft.com/office/word/2006/wordml" xmlns:wps="http://schemas.microsoft.com/office/word/2010/wordprocessingShape" mc:Ignorable="w14 w15 w16se w16cid w16 w16cex w16sdtdh w16sdtfl w16du wp14">
   <w:abstractNum w:abstractNumId="0" w15:restartNumberingAfterBreak="0">
     <w:nsid w:val="01AD6806"/>
     <w:multiLevelType w:val="multilevel"/>
@@ -12931,7 +12658,7 @@
 </file>
 
 <file path=word/styles.xml><?xml version="1.0" encoding="utf-8"?>
-<w:styles xmlns:mc="http://schemas.openxmlformats.org/markup-compatibility/2006" xmlns:r="http://schemas.openxmlformats.org/officeDocument/2006/relationships" xmlns:w="http://schemas.openxmlformats.org/wordprocessingml/2006/main" xmlns:w14="http://schemas.microsoft.com/office/word/2010/wordml" xmlns:w15="http://schemas.microsoft.com/office/word/2012/wordml" xmlns:w16cex="http://schemas.microsoft.com/office/word/2018/wordml/cex" xmlns:w16cid="http://schemas.microsoft.com/office/word/2016/wordml/cid" xmlns:w16="http://schemas.microsoft.com/office/word/2018/wordml" xmlns:w16du="http://schemas.microsoft.com/office/word/2023/wordml/word16du" xmlns:w16sdtdh="http://schemas.microsoft.com/office/word/2020/wordml/sdtdatahash" xmlns:w16se="http://schemas.microsoft.com/office/word/2015/wordml/symex" mc:Ignorable="w14 w15 w16se w16cid w16 w16cex w16sdtdh w16du">
+<w:styles xmlns:mc="http://schemas.openxmlformats.org/markup-compatibility/2006" xmlns:r="http://schemas.openxmlformats.org/officeDocument/2006/relationships" xmlns:w="http://schemas.openxmlformats.org/wordprocessingml/2006/main" xmlns:w14="http://schemas.microsoft.com/office/word/2010/wordml" xmlns:w15="http://schemas.microsoft.com/office/word/2012/wordml" xmlns:w16cex="http://schemas.microsoft.com/office/word/2018/wordml/cex" xmlns:w16cid="http://schemas.microsoft.com/office/word/2016/wordml/cid" xmlns:w16="http://schemas.microsoft.com/office/word/2018/wordml" xmlns:w16du="http://schemas.microsoft.com/office/word/2023/wordml/word16du" xmlns:w16sdtdh="http://schemas.microsoft.com/office/word/2020/wordml/sdtdatahash" xmlns:w16sdtfl="http://schemas.microsoft.com/office/word/2024/wordml/sdtformatlock" xmlns:w16se="http://schemas.microsoft.com/office/word/2015/wordml/symex" mc:Ignorable="w14 w15 w16se w16cid w16 w16cex w16sdtdh w16sdtfl w16du">
   <w:docDefaults>
     <w:rPrDefault>
       <w:rPr>
